--- a/Science Books/Evolution/20 - Out of Africa - The Human Story.docx
+++ b/Science Books/Evolution/20 - Out of Africa - The Human Story.docx
@@ -5,6 +5,8 @@
     <w:p>
       <w:pPr>
         <w:pStyle w:val="Title"/>
+        <w:ind w:left="0" w:right="0" w:firstLine="0"/>
+        <w:jc w:val="center"/>
       </w:pPr>
       <w:r>
         <w:t>Life: Science for Everyone</w:t>
@@ -13,6 +15,8 @@
     <w:p>
       <w:pPr>
         <w:pStyle w:val="Heading1"/>
+        <w:ind w:left="0" w:right="0" w:firstLine="0"/>
+        <w:jc w:val="center"/>
       </w:pPr>
       <w:r>
         <w:t>Chapter 20</w:t>
@@ -21,6 +25,8 @@
     <w:p>
       <w:pPr>
         <w:pStyle w:val="Heading1"/>
+        <w:ind w:left="0" w:right="0" w:firstLine="0"/>
+        <w:jc w:val="center"/>
       </w:pPr>
       <w:r>
         <w:t>Out of Africa: The Human Story</w:t>
@@ -29,169 +35,288 @@
     <w:p>
       <w:pPr>
         <w:pStyle w:val="Heading1"/>
+        <w:ind w:left="0" w:right="0" w:firstLine="0"/>
+        <w:jc w:val="center"/>
       </w:pPr>
       <w:r>
         <w:t>A Split, Not a Beginning</w:t>
       </w:r>
     </w:p>
     <w:p>
-      <w:pPr/>
+      <w:pPr>
+        <w:ind w:left="0" w:right="0" w:firstLine="0"/>
+        <w:jc w:val="center"/>
+      </w:pPr>
       <w:r>
-        <w:t>Somewhere between roughly six and seven million years ago, in Africa, a population of apes split into two lineages.</w:t>
+        <w:t>Picture a single population of apes living in Africa, roughly six or seven million years ago.</w:t>
       </w:r>
-    </w:p>
-    <w:p>
-      <w:pPr/>
       <w:r>
-        <w:t>One of those lineages eventually gave rise to modern chimpanzees and bonobos. The other, after millions of years and a long sequence of extinct intermediate species, eventually gave rise to you.</w:t>
+        <w:br/>
+        <w:br/>
+        <w:t>At some point, that population split into two separate groups.</w:t>
       </w:r>
-    </w:p>
-    <w:p>
-      <w:pPr/>
       <w:r>
-        <w:t>Neither lineage is more evolved than the other, a phrase that, strictly speaking, has no clear meaning within the framework Chapters 6 and 7 laid out. Both lineages have been under selection, adapting to their own circumstances, for exactly the same amount of time since that split. Chimpanzees are not an earlier draft of humans, left unfinished. They are cousins, following their own six or seven million years of independent evolutionary history, just as humans have followed theirs.</w:t>
+        <w:br/>
+        <w:br/>
+        <w:t>One group eventually became today's chimpanzees and bonobos.</w:t>
       </w:r>
-    </w:p>
-    <w:p>
-      <w:pPr/>
       <w:r>
-        <w:t>What actually happened along the human branch, in the millions of years since that split, is the subject of this chapter, and it is a considerably messier, more recently revised story than the familiar, single-file picture of an ape gradually straightening up into a modern human, marching left to right across a textbook page, would suggest.</w:t>
+        <w:br/>
+        <w:br/>
+        <w:t>The other group, after millions of years and many extinct species in between, eventually became you.</w:t>
+      </w:r>
+      <w:r>
+        <w:br/>
+        <w:br/>
+        <w:t>Neither branch is “more evolved” than the other.</w:t>
+      </w:r>
+      <w:r>
+        <w:br/>
+        <w:br/>
+        <w:t xml:space="preserve">That phrase does not really mean much. </w:t>
+      </w:r>
+      <w:r>
+        <w:rPr>
+          <w:b/>
+        </w:rPr>
+        <w:t>Natural selection</w:t>
+      </w:r>
+      <w:r>
+        <w:t xml:space="preserve"> is just a filter: it keeps whatever survives and reproduces best in a given place. Both branches have been filtered by it for the same stretch of time, from the split until today.</w:t>
+      </w:r>
+      <w:r>
+        <w:br/>
+        <w:br/>
+        <w:t>Chimpanzees are not an early, unfinished draft of humans.</w:t>
+      </w:r>
+      <w:r>
+        <w:br/>
+        <w:br/>
+        <w:t>They are cousins. They spent their own six or seven million years adapting to their own lives, the same way we spent ours adapting to ours.</w:t>
+      </w:r>
+      <w:r>
+        <w:br/>
+        <w:br/>
+        <w:t>This chapter follows what happened on the human branch since that split.</w:t>
+      </w:r>
+      <w:r>
+        <w:br/>
+        <w:br/>
+        <w:t>It is a messier story than the familiar textbook picture: one ape gradually straightening its back, marching left to right until it becomes a modern human. That picture is tidy. It is also wrong.</w:t>
       </w:r>
     </w:p>
     <w:p>
       <w:pPr>
         <w:pStyle w:val="Heading1"/>
+        <w:ind w:left="0" w:right="0" w:firstLine="0"/>
+        <w:jc w:val="center"/>
       </w:pPr>
       <w:r>
         <w:t>Walking Before Thinking</w:t>
       </w:r>
     </w:p>
     <w:p>
-      <w:pPr/>
+      <w:pPr>
+        <w:ind w:left="0" w:right="0" w:firstLine="0"/>
+        <w:jc w:val="center"/>
+      </w:pPr>
       <w:r>
-        <w:t>One of the clearest findings from decades of fossil evidence is that upright, two-legged walking evolved long before any dramatic increase in brain size.</w:t>
+        <w:t>Here is one of the clearest facts from decades of fossil hunting. Humans learned to walk upright on two legs long before their brains got big.</w:t>
       </w:r>
-    </w:p>
-    <w:p>
-      <w:pPr/>
       <w:r>
-        <w:t>The most famous single fossil illustrating this is a skeleton discovered in Ethiopia in 1974 and nicknamed Lucy, belonging to a species called Australopithecus afarensis, dated to roughly 3.2 million years ago. Lucy's skeleton shows clear anatomical adaptations for habitual upright walking, in the structure of her pelvis, knees, and feet, while her skull housed a brain not much larger, relative to body size, than a modern chimpanzee's.</w:t>
+        <w:br/>
+        <w:br/>
+        <w:t>The most famous fossil showing this is a skeleton found in Ethiopia in 1974. Scientists nicknamed her Lucy.</w:t>
       </w:r>
-    </w:p>
-    <w:p>
-      <w:pPr/>
       <w:r>
-        <w:t>Even more direct evidence comes from a set of fossilized footprints, discovered at a site called Laetoli in Tanzania, preserved in volcanic ash that hardened after a rain shower roughly 3.6 million years ago. The footprints, apparently made by at least two individuals of the same species as Lucy walking side by side, show a stride and weight distribution essentially indistinguishable from that of a modern human walking upright, captured in a literal snapshot of a single afternoon, well over three million years before anything resembling a modern human brain existed.</w:t>
+        <w:br/>
+        <w:br/>
+        <w:t>Lucy belonged to a species called Australopithecus afarensis, an early upright-walking relative of ours. She lived about 3.2 million years ago.</w:t>
       </w:r>
-    </w:p>
-    <w:p>
-      <w:pPr/>
       <w:r>
-        <w:t>Whatever advantage drove the evolution of upright walking, freeing the hands, more efficient long-distance movement across open ground, better thermoregulation under the African sun, and researchers have proposed all of these and more, it clearly was not initially about intelligence. Bipedalism came first, by a wide margin, and the large brain came later.</w:t>
+        <w:br/>
+        <w:br/>
+        <w:t>Lucy's pelvis, knees, and feet show clear signs that she walked upright, as naturally as you or I do. But her skull tells a different story. Relative to her body size, her brain was not much bigger than a modern chimpanzee's.</w:t>
+      </w:r>
+      <w:r>
+        <w:br/>
+        <w:br/>
+        <w:t>Even more striking evidence comes from fossilized footprints at a site called Laetoli, in Tanzania.</w:t>
+      </w:r>
+      <w:r>
+        <w:br/>
+        <w:br/>
+        <w:t>A rain shower fell on volcanic ash there, roughly 3.6 million years ago. The ash hardened into rock before the footprints could wash away. At least two individuals from Lucy's species walked side by side across it. Their stride looks almost exactly like a modern human's. It is a snapshot of one ordinary afternoon, frozen more than three million years before anything like a modern human brain existed.</w:t>
+      </w:r>
+      <w:r>
+        <w:br/>
+        <w:br/>
+        <w:t>Why did walking upright evolve first? Researchers suggest a few reasons. It freed the hands for carrying things. It let our ancestors cover open ground more efficiently. It may also have helped keep the body cool under the African sun. Whatever the real mix of reasons, one thing is clear: it was not about intelligence.</w:t>
+      </w:r>
+      <w:r>
+        <w:br/>
+        <w:br/>
+        <w:t>Walking upright came first, by a wide margin. The large brain came much later.</w:t>
       </w:r>
     </w:p>
     <w:p>
       <w:pPr>
         <w:pStyle w:val="Heading1"/>
+        <w:ind w:left="0" w:right="0" w:firstLine="0"/>
+        <w:jc w:val="center"/>
       </w:pPr>
       <w:r>
         <w:t>Tools, Fire, and Leaving Home</w:t>
       </w:r>
     </w:p>
     <w:p>
-      <w:pPr/>
+      <w:pPr>
+        <w:ind w:left="0" w:right="0" w:firstLine="0"/>
+        <w:jc w:val="center"/>
+      </w:pPr>
       <w:r>
-        <w:t>The genus Homo, the group that includes modern humans and our closest extinct relatives, emerges in the fossil record starting around 2.8 million years ago, with early species collectively grouped under the name Homo habilis, meaning, roughly, handy man, a reference to stone tools found alongside their fossils.</w:t>
+        <w:t>Around 2.8 million years ago, a new group of species appears in the fossil record. It is the genus Homo, the scientific family name that includes modern humans and our closest extinct relatives.</w:t>
       </w:r>
-    </w:p>
-    <w:p>
-      <w:pPr/>
       <w:r>
-        <w:t>Homo erectus, appearing somewhat later, around 1.9 million years ago, represents a substantial further step: a body plan closer to modern human proportions, evidence of controlled fire use at some sites, though the exact date fire was first controlled remains debated among specialists, and stone tool technology considerably more sophisticated than that of Homo habilis.</w:t>
+        <w:br/>
+        <w:br/>
+        <w:t>The earliest members are grouped together as Homo habilis, a name that roughly translates to “handy man.” Scientists gave it that name because stone tools kept turning up alongside the fossils.</w:t>
       </w:r>
-    </w:p>
-    <w:p>
-      <w:pPr/>
       <w:r>
-        <w:t>Homo erectus is also the first member of the human lineage known, from fossil evidence, to have left Africa entirely, with populations established as far away as present-day Georgia, in the Caucasus, and eventually across large parts of Asia, well over a million years before modern humans existed at all.</w:t>
+        <w:br/>
+        <w:br/>
+        <w:t>A later species, Homo erectus, appears around 1.9 million years ago. It marks a real leap forward. Its body was shaped much more like ours. There is evidence of controlled fire at some sites, though experts still debate exactly when fire use began. Its stone tools were noticeably more advanced than anything Homo habilis ever made.</w:t>
       </w:r>
-    </w:p>
-    <w:p>
-      <w:pPr/>
       <w:r>
-        <w:t>This matters for a point worth making explicitly: the eventual, much later migration of modern Homo sapiens out of Africa, which this chapter will discuss shortly, was not the first time a human lineage had left the continent. It was, as far as the fossil evidence currently shows, at least the second, and by some interpretations of a genuinely complicated fossil record, possibly a later wave still.</w:t>
+        <w:br/>
+        <w:br/>
+        <w:t>Homo erectus is also the first member of our family tree that we know, from fossils, left Africa entirely. Its populations reached as far as present-day Georgia, in the Caucasus mountains. They eventually spread across large parts of Asia. All of this happened over a million years before modern humans existed at all.</w:t>
+      </w:r>
+      <w:r>
+        <w:br/>
+        <w:br/>
+        <w:t>That is worth pausing on. This chapter will get to the famous migration of modern humans out of Africa shortly. That migration was not the first such journey. As far as the fossils currently show, it was at least the second wave of humans to leave the continent. Some researchers think it may have been a later wave still.</w:t>
       </w:r>
     </w:p>
     <w:p>
       <w:pPr>
         <w:pStyle w:val="Heading1"/>
+        <w:ind w:left="0" w:right="0" w:firstLine="0"/>
+        <w:jc w:val="center"/>
       </w:pPr>
       <w:r>
         <w:t>When and Where We Appear</w:t>
       </w:r>
     </w:p>
     <w:p>
-      <w:pPr/>
+      <w:pPr>
+        <w:ind w:left="0" w:right="0" w:firstLine="0"/>
+        <w:jc w:val="center"/>
+      </w:pPr>
       <w:r>
-        <w:t>Fossils that most researchers classify as belonging to Homo sapiens, anatomically modern humans, first appear in the record at Jebel Irhoud, in present-day Morocco, dated to roughly 300,000 years ago, a date established through more recent, more precise dating methods applied to specimens that had actually been known since the 1960s, but whose age had previously been substantially underestimated.</w:t>
+        <w:t xml:space="preserve">The oldest fossils that most researchers classify as </w:t>
       </w:r>
-    </w:p>
-    <w:p>
-      <w:pPr/>
       <w:r>
-        <w:t>This date, and the fossil's location in North rather than East Africa, prompted a significant revision to the previously more common picture of a single, localized birthplace for the species. The current, better-supported understanding treats the emergence of Homo sapiens as likely having occurred gradually across multiple populations distributed broadly across the African continent, exchanging genes with each other over a long period, rather than in one single, geographically confined location from which everyone else subsequently descended.</w:t>
+        <w:rPr>
+          <w:b/>
+        </w:rPr>
+        <w:t>Homo sapiens</w:t>
+      </w:r>
+      <w:r>
+        <w:t xml:space="preserve"> come from a site called Jebel Irhoud, in present-day Morocco. Homo sapiens means anatomically modern humans like us.</w:t>
+      </w:r>
+      <w:r>
+        <w:br/>
+        <w:br/>
+        <w:t>They are dated to roughly 300,000 years ago. To put that in perspective, imagine squeezing all of human history since then into a single 24-hour day. Agriculture would not begin until about 11:56 p.m.</w:t>
+      </w:r>
+      <w:r>
+        <w:br/>
+        <w:br/>
+        <w:t>Oddly, these fossils had been known since the 1960s. Only recently did more precise dating methods reveal how much older they really were.</w:t>
+      </w:r>
+      <w:r>
+        <w:br/>
+        <w:br/>
+        <w:t>That discovery forced scientists to rethink an older, simpler picture. Part of the reason was that it came from North Africa rather than East Africa. The older picture held that our species had one single birthplace, one small population everyone else descended from. The better-supported picture today is messier, and friendlier. Homo sapiens likely emerged gradually, across several populations scattered across Africa, exchanging genes with each other over a long stretch of time. There was no single Eden. There was a whole continent, slowly becoming us.</w:t>
       </w:r>
     </w:p>
     <w:p>
       <w:pPr>
         <w:pStyle w:val="Heading1"/>
+        <w:ind w:left="0" w:right="0" w:firstLine="0"/>
+        <w:jc w:val="center"/>
       </w:pPr>
       <w:r>
         <w:t>Not Alone</w:t>
       </w:r>
     </w:p>
     <w:p>
-      <w:pPr/>
+      <w:pPr>
+        <w:ind w:left="0" w:right="0" w:firstLine="0"/>
+        <w:jc w:val="center"/>
+      </w:pPr>
       <w:r>
-        <w:t>For most of the time modern Homo sapiens has existed, we were not the only human species on the planet.</w:t>
+        <w:t>For most of the time modern humans have existed, we were not the only human species on Earth.</w:t>
       </w:r>
-    </w:p>
-    <w:p>
-      <w:pPr/>
       <w:r>
-        <w:t>Neanderthals, Homo neanderthalensis, lived across Europe and parts of western Asia for several hundred thousand years, with a body adapted to colder climates, a brain comparable in size to a modern human's, and clear evidence of tool use, controlled fire, and, based on findings at several sites, some form of deliberate treatment of their dead. Neanderthals went extinct, as a distinct population, roughly 40,000 years ago, not long after modern humans had spread into the same regions they inhabited.</w:t>
+        <w:rPr>
+          <w:b/>
+        </w:rPr>
+        <w:br/>
+        <w:br/>
+        <w:t>Neanderthals</w:t>
       </w:r>
-    </w:p>
-    <w:p>
-      <w:pPr/>
       <w:r>
-        <w:t>The Denisovans, a second, closely related group, are known almost entirely from genetic material, rather than from a substantial fossil record, extracted from a small number of bone and tooth fragments found in a single cave in Siberia, along with additional evidence from a jawbone found on the Tibetan Plateau. Remarkably little is known about what Denisovans actually looked like, since so few identifiable physical remains have been found, even though their genetic legacy, discussed below, turns out to be substantial.</w:t>
+        <w:t xml:space="preserve"> (Homo neanderthalensis) were a heavily built human species, adapted to cold climates. They lived across Europe and parts of western Asia for several hundred thousand years. Their brains were about the same size as ours. They made tools, controlled fire, and at several sites even appear to have deliberately buried their dead.</w:t>
+      </w:r>
+      <w:r>
+        <w:br/>
+        <w:br/>
+        <w:t>Neanderthals went extinct as a distinct population roughly 40,000 years ago, not long after modern humans had spread into the same regions.</w:t>
+      </w:r>
+      <w:r>
+        <w:br/>
+        <w:br/>
+        <w:t xml:space="preserve">A second, closely related group, the </w:t>
+      </w:r>
+      <w:r>
+        <w:rPr>
+          <w:b/>
+        </w:rPr>
+        <w:t>Denisovans</w:t>
+      </w:r>
+      <w:r>
+        <w:t>, are known almost entirely from DNA rather than bones. Scientists have identified them from just a handful of bone and tooth fragments in a single Siberian cave, plus a jawbone found high on the Tibetan Plateau. We barely know what Denisovans looked like. And yet, as you will see below, their genetic legacy turns out to be surprisingly large.</w:t>
       </w:r>
     </w:p>
     <w:p>
       <w:pPr>
         <w:pStyle w:val="Heading1"/>
+        <w:ind w:left="0" w:right="0" w:firstLine="0"/>
+        <w:jc w:val="center"/>
       </w:pPr>
       <w:r>
         <w:t>Reading Genes Instead of Bones</w:t>
       </w:r>
     </w:p>
     <w:p>
-      <w:pPr/>
+      <w:pPr>
+        <w:ind w:left="0" w:right="0" w:firstLine="0"/>
+        <w:jc w:val="center"/>
+      </w:pPr>
       <w:r>
-        <w:t>For most of the twentieth century, everything known about Neanderthals and other extinct human relatives came from fossils and the stone tools found alongside them, interpreted using the comparative anatomy methods available at the time.</w:t>
+        <w:t>For most of the twentieth century, everything we knew about Neanderthals and other extinct human relatives came from fossils. It also came from the stone tools buried with them. Researchers studied all of it by comparing bone shapes.</w:t>
       </w:r>
-    </w:p>
-    <w:p>
-      <w:pPr/>
       <w:r>
-        <w:t>That changed dramatically starting in the 2000s, with the development of techniques capable of extracting and sequencing DNA from ancient bones, a genuinely difficult technical challenge given how quickly DNA degrades over tens of thousands of years, work recognized with the 2022 Nobel Prize in Physiology or Medicine, awarded to the geneticist Svante Pääbo for pioneering the field.</w:t>
+        <w:br/>
+        <w:br/>
+        <w:t>That changed starting in the 2000s. Scientists developed ways to extract and read DNA straight out of ancient bones. That is a genuinely hard technical trick, since DNA breaks down fast over tens of thousands of years. The breakthrough earned the 2022 Nobel Prize in Physiology or Medicine for Svante Pääbo. He is the geneticist who pioneered the field of ancient DNA.</w:t>
       </w:r>
-    </w:p>
-    <w:p>
-      <w:pPr/>
       <w:r>
-        <w:t xml:space="preserve">This ancient-DNA revolution, covered in detail in the geneticist David Reich's 2018 book </w:t>
+        <w:br/>
+        <w:br/>
+        <w:t xml:space="preserve">This ancient-DNA revolution changed everything. It is covered in detail in the geneticist David Reich's 2018 book </w:t>
       </w:r>
       <w:r>
         <w:rPr>
@@ -200,175 +325,209 @@
         <w:t>Who We Are and How We Got Here</w:t>
       </w:r>
       <w:r>
-        <w:t>, transformed the study of human origins from a field reliant almost entirely on the physical shape of bones into one that could directly compare genetic sequences across different ancient and modern human populations, revealing relationships and events that fossils alone could never have shown.</w:t>
+        <w:t>. Scientists once had only the shape of bones to compare. Now they could directly compare genetic code across ancient and modern populations. That let them uncover relationships and events no fossil could ever have revealed.</w:t>
       </w:r>
     </w:p>
     <w:p>
       <w:pPr>
         <w:pStyle w:val="Heading1"/>
+        <w:ind w:left="0" w:right="0" w:firstLine="0"/>
+        <w:jc w:val="center"/>
       </w:pPr>
       <w:r>
         <w:t>We Interbred With Them</w:t>
       </w:r>
     </w:p>
     <w:p>
-      <w:pPr/>
+      <w:pPr>
+        <w:ind w:left="0" w:right="0" w:firstLine="0"/>
+        <w:jc w:val="center"/>
+      </w:pPr>
       <w:r>
-        <w:t>One of the ancient-DNA revolution's most striking findings, confirmed and refined across numerous separate studies since the first Neanderthal genome was sequenced in 2010, is that modern humans and Neanderthals interbred, on more than one occasion, when their populations overlapped geographically.</w:t>
+        <w:t>One of the ancient-DNA revolution's biggest surprises is this: modern humans and Neanderthals interbred. This has been confirmed again and again since the first full Neanderthal genome was sequenced in 2010. The interbreeding happened more than once, whenever their populations crossed paths.</w:t>
       </w:r>
-    </w:p>
-    <w:p>
-      <w:pPr/>
       <w:r>
-        <w:t>As a direct result, most people whose ancestry traces substantially outside of Africa today carry, on average, somewhere around one to two percent Neanderthal DNA in their own genome, remnants of that ancient interbreeding, inherited and diluted across roughly two thousand intervening generations.</w:t>
+        <w:br/>
+        <w:br/>
+        <w:t>As a result, your ancestry may carry Neanderthal DNA today. If your ancestry traces substantially outside Africa, here is what that means for you. You likely carry about one to two percent Neanderthal DNA in your own genome right now. Picture your whole genetic makeup as a hundred-page book. Roughly one or two of those pages, scattered through the text, were written by Neanderthals. That DNA has been passed down and diluted across roughly two thousand generations since that ancient interbreeding.</w:t>
       </w:r>
-    </w:p>
-    <w:p>
-      <w:pPr/>
       <w:r>
-        <w:t>A separate, geographically distinct pattern of interbreeding occurred with Denisovans, whose genetic legacy is found at notably higher levels in some populations in parts of Asia and, most strikingly, in the indigenous peoples of Papua New Guinea and other parts of Melanesia, where Denisovan ancestry can reach several percent of an individual's total genome, considerably higher than the Neanderthal contribution found in most other populations worldwide.</w:t>
+        <w:br/>
+        <w:br/>
+        <w:t>A separate pattern of interbreeding happened with the Denisovans. Their genetic traces show up at much higher levels in some populations in parts of Asia. The levels are especially high in the indigenous peoples of Papua New Guinea and other parts of Melanesia. There, Denisovan ancestry can reach several percent of a person's entire genome. That is well above the Neanderthal share found almost everywhere else.</w:t>
       </w:r>
-    </w:p>
-    <w:p>
-      <w:pPr/>
       <w:r>
-        <w:t>These findings decisively overturned an earlier, simpler assumption, widely held before ancient DNA became available, that modern humans had entirely replaced these other human populations without any genetic mixing at all. The actual picture, as it usually is once enough direct evidence becomes available, turned out to be considerably messier, and considerably more interesting, than the cleaner story.</w:t>
+        <w:br/>
+        <w:br/>
+        <w:t>These discoveries overturned an older assumption: that modern humans had simply replaced these other populations, with no mixing at all. The real picture turned out to be messier, and more interesting, than that clean story.</w:t>
       </w:r>
     </w:p>
     <w:p>
       <w:pPr>
         <w:pStyle w:val="Heading1"/>
+        <w:ind w:left="0" w:right="0" w:firstLine="0"/>
+        <w:jc w:val="center"/>
       </w:pPr>
       <w:r>
         <w:t>More Cousins Than Expected</w:t>
       </w:r>
     </w:p>
     <w:p>
-      <w:pPr/>
+      <w:pPr>
+        <w:ind w:left="0" w:right="0" w:firstLine="0"/>
+        <w:jc w:val="center"/>
+      </w:pPr>
       <w:r>
-        <w:t>Neanderthals and Denisovans are not the only additional branches the human family tree has recently gained.</w:t>
+        <w:t>Neanderthals and Denisovans are not the only new branches recently added to the human family tree.</w:t>
       </w:r>
-    </w:p>
-    <w:p>
-      <w:pPr/>
       <w:r>
-        <w:t>In 2003, researchers excavating a cave on the Indonesian island of Flores discovered a remarkably small-bodied, small-brained human skeleton, subsequently named Homo floresiensis and, almost immediately, nicknamed the hobbit in press coverage, owing to its diminutive stature, standing roughly one meter tall as an adult.</w:t>
+        <w:br/>
+        <w:br/>
+        <w:t xml:space="preserve">In 2003, researchers were digging in a cave on the Indonesian island of Flores. They found a strikingly small skeleton. It was a small-bodied, small-brained human, standing only about one meter tall as an adult. That is roughly the height of an average six-year-old child. Scientists named the species </w:t>
       </w:r>
-    </w:p>
-    <w:p>
-      <w:pPr/>
       <w:r>
-        <w:t>The discovery was controversial for years, with some researchers initially arguing the specimen might represent a modern human with a specific pathological growth disorder rather than a genuinely distinct species. Additional specimens, and further analysis, have since persuaded most, though not entirely all, specialists in the field that Homo floresiensis does represent a genuinely separate, small-bodied human species, which appears to have persisted on Flores until perhaps around 50,000 years ago, potentially overlapping in time with the arrival of modern humans in the region, though the exact nature and timing of any contact between the two remains unresolved.</w:t>
+        <w:rPr>
+          <w:b/>
+        </w:rPr>
+        <w:t>Homo floresiensis</w:t>
       </w:r>
-    </w:p>
-    <w:p>
-      <w:pPr/>
       <w:r>
-        <w:t>A second and, in some ways, even more puzzling discovery came from South Africa in 2013 and 2014, with the excavation of a large number of skeletal remains, representing at least fifteen individuals, from a nearly inaccessible chamber deep within the Rising Star cave system. The remains, subsequently named Homo naledi, present a genuinely unusual mixture of anatomical features: a brain roughly one-third the size of a modern human's, alongside a hand and foot structure in some ways surprisingly modern and humanlike. Dating placed the remains at a surprisingly recent age, roughly 250,000 to 300,000 years old, meaning Homo naledi, with its small brain, may have coexisted in Africa alongside the earliest anatomically modern humans described earlier in this chapter, a genuinely striking finding that continues to be actively researched and debated. Some researchers involved in the discovery have additionally proposed that the remains were deliberately placed deep within the cave system by other members of the same species, a form of intentional body disposal that, if correct, would be a remarkable finding for a species with such a small brain, though this specific interpretation remains among the more contested claims in the broader study.</w:t>
+        <w:t>. Press coverage almost immediately nicknamed it “the hobbit.”</w:t>
+      </w:r>
+      <w:r>
+        <w:br/>
+        <w:br/>
+        <w:t>For years, the discovery was controversial. Some argued the skeleton was just a modern human with a growth disorder, not a new species. More specimens have since convinced most, though not quite all, specialists that it really was its own small-bodied species. It seems to have survived on Flores until perhaps 50,000 years ago. It may have overlapped with modern humans arriving in the region. Whether the two species ever met remains unknown.</w:t>
+      </w:r>
+      <w:r>
+        <w:br/>
+        <w:br/>
+        <w:t xml:space="preserve">A second, even stranger discovery came from South Africa in 2013 and 2014. Researchers found at least fifteen individuals deep inside a nearly inaccessible chamber of the Rising Star cave system. They named the species </w:t>
+      </w:r>
+      <w:r>
+        <w:rPr>
+          <w:b/>
+        </w:rPr>
+        <w:t>Homo naledi</w:t>
+      </w:r>
+      <w:r>
+        <w:t>. Its mix of features is odd. Its brain was about a third the size of ours. Yet its hands and feet look surprisingly modern. Dating placed the remains at only 250,000 to 300,000 years old. That means it may have overlapped with the first modern humans described earlier in this chapter. Some researchers have a striking theory. They think the bodies were carried deep into the cave and left there on purpose, a form of burial. That would be remarkable for a brain that small. The claim remains hotly contested.</w:t>
       </w:r>
     </w:p>
     <w:p>
       <w:pPr>
         <w:pStyle w:val="Heading1"/>
+        <w:ind w:left="0" w:right="0" w:firstLine="0"/>
+        <w:jc w:val="center"/>
       </w:pPr>
       <w:r>
         <w:t>A Bushy Tree, Not a Ladder</w:t>
       </w:r>
     </w:p>
     <w:p>
-      <w:pPr/>
+      <w:pPr>
+        <w:ind w:left="0" w:right="0" w:firstLine="0"/>
+        <w:jc w:val="center"/>
+      </w:pPr>
       <w:r>
-        <w:t>The cumulative effect of these discoveries, Neanderthals and Denisovans known substantially through DNA, the diminutive Homo floresiensis on a remote Indonesian island, the puzzling small-brained but modern-handed Homo naledi in South Africa, alongside several other extinct human species this chapter has not had room to cover individually, is to overturn decisively the older, simpler image many people still carry of human evolution: a single, tidy line of ancestors, each one a slightly more upright, slightly bigger-brained improvement on the last, marching in an orderly single file toward the present.</w:t>
+        <w:t>Add it all up. There are Neanderthals and Denisovans, known mostly through DNA. There is the small, hobbit-like Homo floresiensis, on a remote Indonesian island. There is the puzzling Homo naledi, small-brained but modern-handed, in South Africa. And there are several other extinct human species this short chapter has no room for. Together, they overturn an old, simple picture many of us still carry around. That picture shows one tidy line of ancestors. Each one is a little more upright and a little more clever than the last. In that picture, they march in single file toward the present.</w:t>
       </w:r>
-    </w:p>
-    <w:p>
-      <w:pPr/>
       <w:r>
-        <w:t>The actual picture, as the fossil and genetic evidence now shows it, is a genuinely bushy family tree, with numerous distinct branches, several of which coexisted with each other, and in some documented cases interbred with each other, at various points across at least the last few hundred thousand years, only one of which, our own, happens to still be present today.</w:t>
+        <w:br/>
+        <w:br/>
+        <w:t>The real picture, as fossils and genes now show it, is a genuinely bushy family tree. It has many distinct branches. Several of those branches lived at the same time as each other. As you just read, some of them even interbred. All of this happened within roughly the last few hundred thousand years. Only one branch, ours, is still here today.</w:t>
       </w:r>
     </w:p>
     <w:p>
       <w:pPr>
         <w:pStyle w:val="Heading1"/>
+        <w:ind w:left="0" w:right="0" w:firstLine="0"/>
+        <w:jc w:val="center"/>
       </w:pPr>
       <w:r>
         <w:t>Shallow, Not Deep</w:t>
       </w:r>
     </w:p>
     <w:p>
-      <w:pPr/>
+      <w:pPr>
+        <w:ind w:left="0" w:right="0" w:firstLine="0"/>
+        <w:jc w:val="center"/>
+      </w:pPr>
       <w:r>
-        <w:t>One further finding from the genetic record deserves particular emphasis, because it runs directly against another common, mistaken intuition about human diversity.</w:t>
+        <w:t>One more finding from the genetic record deserves special attention. It cuts directly against a common, mistaken assumption about human differences.</w:t>
       </w:r>
-    </w:p>
-    <w:p>
-      <w:pPr/>
       <w:r>
-        <w:t>Compared to many other species, including our closest living relatives the chimpanzees, genetic diversity within modern Homo sapiens is unusually low, a pattern consistent with modern humans having passed through a relatively small ancestral population size, or a series of population bottlenecks, at some point or points in our relatively recent evolutionary history, before subsequently expanding to our present, much larger, global population.</w:t>
+        <w:br/>
+        <w:br/>
+        <w:t>Compared to many other species, genetic diversity within modern Homo sapiens is unusually low. That includes our closest living relatives, the chimpanzees. That pattern fits with an idea from population genetics. Modern humans likely passed through a small ancestral population, or a series of population bottlenecks. A bottleneck is a squeeze down to relatively few individuals. This happened at some point in our relatively recent past. After that, our population later expanded into the billions of people alive today.</w:t>
       </w:r>
-    </w:p>
-    <w:p>
-      <w:pPr/>
       <w:r>
-        <w:t>An equally important, related finding from population genetics is that the overwhelming majority of genetic variation among humans exists within any given population, rather than between different populations or traditionally recognized racial or ethnic groups. Put differently, two individuals randomly chosen from within the same population are, on average, nearly as genetically different from each other as two individuals chosen from different populations on opposite sides of the world. This finding, well established and repeatedly confirmed across decades of population genetics research, undercuts the biological basis for treating traditional racial categories as representing deep, fundamental genetic divisions within our species. Humans, considered purely as a matter of underlying genetic diversity, are a remarkably young, remarkably closely related species, whatever superficial and, in evolutionary terms, quite recent and quite shallow physical variations exist among different populations.</w:t>
+        <w:br/>
+        <w:br/>
+        <w:t>Here is an equally important finding from population genetics. Most of the genetic variation among humans exists within any single population. It does not exist mainly between different populations, or between traditional racial and ethnic groups. Put another way, take two people picked at random from the same town. On average, they are almost as genetically different from each other as two people picked from opposite sides of the world. This finding has been confirmed again and again across decades of research. It knocks out the biological basis for treating traditional racial categories as deep, fundamental divisions within our species. Judged purely by our underlying genetics, humans are a remarkably young, remarkably closely related species. That is true whatever surface-level physical differences exist among us. Those differences are evolutionarily recent, and evolutionarily shallow.</w:t>
       </w:r>
     </w:p>
     <w:p>
       <w:pPr>
         <w:pStyle w:val="Heading1"/>
+        <w:ind w:left="0" w:right="0" w:firstLine="0"/>
+        <w:jc w:val="center"/>
       </w:pPr>
       <w:r>
         <w:t>What Actually Made Us Different</w:t>
       </w:r>
     </w:p>
     <w:p>
-      <w:pPr/>
+      <w:pPr>
+        <w:ind w:left="0" w:right="0" w:firstLine="0"/>
+        <w:jc w:val="center"/>
+      </w:pPr>
       <w:r>
-        <w:t>Given everything this chapter has covered, upright walking that predates large brains by millions of years, multiple other human species with substantial brains and sophisticated tool use, a genuinely bushy and only recently thinned family tree, it is worth asking directly what, if anything, actually distinguishes modern humans as a species.</w:t>
+        <w:t>Think about everything in this chapter. Upright walking predates big brains by millions of years. Several other human species had large brains and tools of their own. Our family tree turned out to be bushy, not a single line. Given all that, it is fair to ask: what, if anything, actually makes modern humans different?</w:t>
       </w:r>
-    </w:p>
-    <w:p>
-      <w:pPr/>
       <w:r>
-        <w:t>This remains a genuinely open and actively debated question among researchers, without a single settled consensus answer, and this book will not pretend otherwise. Candidate explanations that different researchers have emphasized to different degrees include the specific structure and flexibility of human language, which appears considerably more open-ended and generative than communication systems documented in any other species studied so far, a heightened and more elaborated form of cumulative culture, the ability to build on the accumulated discoveries of previous generations at a scale and pace not clearly matched elsewhere, discussed further in Chapter 24, and forms of large-scale cooperation extending well beyond immediate kin or reciprocal exchange partners, the subject of Chapter 12's closing discussion.</w:t>
+        <w:br/>
+        <w:br/>
+        <w:t>This is an open question. Researchers do not agree on a single answer, and this book will not pretend otherwise. Candidate explanations include three main ideas. The first is the unusual flexibility of human language. It seems far more open-ended than any communication system found in another species studied so far. The second is an unusually powerful form of shared culture. This is our knack for building on the discoveries of earlier generations, at a scale nothing else seems to match. The third is forms of large-scale cooperation that reach well beyond our immediate family.</w:t>
       </w:r>
-    </w:p>
-    <w:p>
-      <w:pPr/>
       <w:r>
-        <w:t>None of these candidate explanations is fully settled, and it remains entirely possible, perhaps likely, that what actually distinguishes modern humans is not any single one of these traits in isolation, but some particular combination or interaction among several of them, arising through the same kind of tinkering, incremental process, building on existing traits shared with other species, evolutionary change, that this entire book has been describing.</w:t>
+        <w:br/>
+        <w:br/>
+        <w:t>None of these explanations is fully settled on its own. It may well be that no single trait explains us. What sets us apart may instead be some particular combination of several of these traits. That combination would be built the same way every trait in this book has been built. It would come through small, tinkering steps of evolutionary change. Those steps would be layered on top of abilities we already shared with other species.</w:t>
       </w:r>
     </w:p>
     <w:p>
       <w:pPr>
         <w:pStyle w:val="Heading1"/>
+        <w:ind w:left="0" w:right="0" w:firstLine="0"/>
+        <w:jc w:val="center"/>
       </w:pPr>
       <w:r>
         <w:t>The Evolutionary Punchline</w:t>
       </w:r>
     </w:p>
     <w:p>
-      <w:pPr/>
+      <w:pPr>
+        <w:ind w:left="0" w:right="0" w:firstLine="0"/>
+        <w:jc w:val="center"/>
+      </w:pPr>
       <w:r>
-        <w:t>The story of human origins, as the evidence currently available tells it, is not the familiar, linear march from ape to modern human that appears on so many posters.</w:t>
+        <w:t>The story of human origins is not the familiar straight march from ape to modern human. That march shows up on so many posters, but the evidence currently tells a different story.</w:t>
       </w:r>
-    </w:p>
-    <w:p>
-      <w:pPr/>
       <w:r>
-        <w:t>It is a genuinely bushy family tree, only recently and dramatically clarified by the direct sequencing of ancient DNA, on which upright walking arrived millions of years before any significant increase in brain size, in which at least half a dozen distinct human species coexisted with each other at various points, sometimes interbreeding, within just the last few hundred thousand years, and in which the single surviving branch, ours, is, by the genetic evidence's own measure, a remarkably young and remarkably closely related population, only recently, and only partially, sorted out from among several genuinely close cousins.</w:t>
+        <w:br/>
+        <w:br/>
+        <w:t>It is a genuinely bushy family tree, only recently clarified by reading ancient DNA directly. Upright walking arrived millions of years before any real increase in brain size. At least half a dozen human species coexisted, at various points, and sometimes interbred. All of this happened within just the last few hundred thousand years. The one branch that survived is ours. By the genetic evidence's own measure, we are a remarkably young, closely related population. We were only recently, and only partly, sorted out from several very close cousins.</w:t>
       </w:r>
-    </w:p>
-    <w:p>
-      <w:pPr/>
       <w:r>
+        <w:br/>
+        <w:br/>
         <w:t>We did not arrive at the top of a ladder.</w:t>
       </w:r>
-    </w:p>
-    <w:p>
-      <w:pPr/>
       <w:r>
-        <w:t>We are simply the branch, of several that existed, that happened, for reasons still not fully understood or agreed upon, to survive.</w:t>
+        <w:br/>
+        <w:br/>
+        <w:t>We are simply the branch that survived, out of several that once existed. We survived for reasons we still do not fully understand.</w:t>
       </w:r>
     </w:p>
     <w:sectPr>
@@ -813,12 +972,12 @@
       <w:outlineLvl w:val="0"/>
     </w:pPr>
     <w:rPr>
-      <w:rFonts w:asciiTheme="majorHAnsi" w:eastAsiaTheme="majorEastAsia" w:hAnsiTheme="majorHAnsi" w:cstheme="majorBidi" w:ascii="Georgia" w:hAnsi="Georgia"/>
+      <w:rFonts w:ascii="Amazon Ember" w:hAnsi="Amazon Ember" w:cs="Amazon Ember"/>
       <w:b/>
       <w:bCs/>
-      <w:color w:val="365F91" w:themeColor="accent1" w:themeShade="BF"/>
-      <w:sz w:val="30"/>
-      <w:szCs w:val="28"/>
+      <w:color w:val="0000FF"/>
+      <w:sz w:val="36"/>
+      <w:szCs w:val="36"/>
     </w:rPr>
   </w:style>
   <w:style w:type="paragraph" w:styleId="Heading2">
@@ -1103,13 +1262,11 @@
       <w:jc w:val="center"/>
     </w:pPr>
     <w:rPr>
-      <w:rFonts w:asciiTheme="majorHAnsi" w:eastAsiaTheme="majorEastAsia" w:hAnsiTheme="majorHAnsi" w:cstheme="majorBidi" w:ascii="Georgia" w:hAnsi="Georgia"/>
+      <w:rFonts w:ascii="Amazon Ember" w:hAnsi="Amazon Ember" w:cs="Amazon Ember"/>
       <w:b/>
-      <w:color w:val="17365D" w:themeColor="text2" w:themeShade="BF"/>
-      <w:spacing w:val="5"/>
-      <w:kern w:val="28"/>
-      <w:sz w:val="40"/>
-      <w:szCs w:val="52"/>
+      <w:color w:val="0000FF"/>
+      <w:sz w:val="36"/>
+      <w:szCs w:val="36"/>
     </w:rPr>
   </w:style>
   <w:style w:type="character" w:customStyle="1" w:styleId="TitleChar">
